--- a/Files/03 - Vayikra/05 - Metzora/5784/Metzora 5784.docx
+++ b/Files/03 - Vayikra/05 - Metzora/5784/Metzora 5784.docx
@@ -208,7 +208,7 @@
         <w:rPr>
           <w:rFonts w:ascii="Times New Roman" w:hAnsi="Times New Roman" w:cs="Times New Roman"/>
         </w:rPr>
-        <w:t xml:space="preserve"> explain that</w:t>
+        <w:t xml:space="preserve"> explain that </w:t>
       </w:r>
       <w:r>
         <w:rPr>
@@ -1736,7 +1736,7 @@
         <w:rPr>
           <w:rFonts w:ascii="Times New Roman" w:hAnsi="Times New Roman" w:cs="Times New Roman"/>
         </w:rPr>
-        <w:t>t have to apologize. It was my honor that you were defending, and you taught me a very important lesson. I have always told people not to speak</w:t>
+        <w:t xml:space="preserve">t have to apologize. It was my honor that you were defending, and you taught me a very important lesson. I have always told people not to speak </w:t>
       </w:r>
       <w:r>
         <w:rPr>
